--- a/화면설계서.docx
+++ b/화면설계서.docx
@@ -28,21 +28,6 @@
         </w:rPr>
         <w:t>화면설계서</w:t>
       </w:r>
-    </w:p>
-    <w:p>
-      <w:pPr>
-        <w:spacing w:lineRule="auto" w:line="331"/>
-        <w:rPr>
-          <w:i w:val="0"/>
-          <w:b w:val="0"/>
-          <w:color w:val="000000"/>
-          <w:sz w:val="32"/>
-          <w:szCs w:val="32"/>
-          <w:shd w:val="clear" w:color="auto" w:fill="auto"/>
-          <w:rFonts w:ascii="Arial" w:eastAsia="Arial" w:hAnsi="Arial" w:cs="Arial"/>
-          <w:lang w:eastAsia="ko-KR"/>
-        </w:rPr>
-      </w:pPr>
     </w:p>
     <w:p>
       <w:pPr>
